--- a/Task 3/Dijagram aktivnosti.docx
+++ b/Task 3/Dijagram aktivnosti.docx
@@ -1,6 +1,6 @@
 
 <file path=word/document.xml><?xml version="1.0" encoding="utf-8"?>
-<w:document xmlns:wpc="http://schemas.microsoft.com/office/word/2010/wordprocessingCanvas" xmlns:mc="http://schemas.openxmlformats.org/markup-compatibility/2006" xmlns:o="urn:schemas-microsoft-com:office:office" xmlns:r="http://schemas.openxmlformats.org/officeDocument/2006/relationships" xmlns:m="http://schemas.openxmlformats.org/officeDocument/2006/math" xmlns:v="urn:schemas-microsoft-com:vml" xmlns:wp14="http://schemas.microsoft.com/office/word/2010/wordprocessingDrawing" xmlns:wp="http://schemas.openxmlformats.org/drawingml/2006/wordprocessingDrawing" xmlns:w10="urn:schemas-microsoft-com:office:word" xmlns:w="http://schemas.openxmlformats.org/wordprocessingml/2006/main" xmlns:w14="http://schemas.microsoft.com/office/word/2010/wordml" xmlns:w15="http://schemas.microsoft.com/office/word/2012/wordml" xmlns:wpg="http://schemas.microsoft.com/office/word/2010/wordprocessingGroup" xmlns:wpi="http://schemas.microsoft.com/office/word/2010/wordprocessingInk" xmlns:wne="http://schemas.microsoft.com/office/word/2006/wordml" xmlns:wps="http://schemas.microsoft.com/office/word/2010/wordprocessingShape" mc:Ignorable="w14 w15 wp14">
+<w:document xmlns:wpc="http://schemas.microsoft.com/office/word/2010/wordprocessingCanvas" xmlns:cx="http://schemas.microsoft.com/office/drawing/2014/chartex" xmlns:cx1="http://schemas.microsoft.com/office/drawing/2015/9/8/chartex" xmlns:cx2="http://schemas.microsoft.com/office/drawing/2015/10/21/chartex" xmlns:cx3="http://schemas.microsoft.com/office/drawing/2016/5/9/chartex" xmlns:cx4="http://schemas.microsoft.com/office/drawing/2016/5/10/chartex" xmlns:cx5="http://schemas.microsoft.com/office/drawing/2016/5/11/chartex" xmlns:cx6="http://schemas.microsoft.com/office/drawing/2016/5/12/chartex" xmlns:cx7="http://schemas.microsoft.com/office/drawing/2016/5/13/chartex" xmlns:cx8="http://schemas.microsoft.com/office/drawing/2016/5/14/chartex" xmlns:mc="http://schemas.openxmlformats.org/markup-compatibility/2006" xmlns:aink="http://schemas.microsoft.com/office/drawing/2016/ink" xmlns:am3d="http://schemas.microsoft.com/office/drawing/2017/model3d" xmlns:o="urn:schemas-microsoft-com:office:office" xmlns:oel="http://schemas.microsoft.com/office/2019/extlst" xmlns:r="http://schemas.openxmlformats.org/officeDocument/2006/relationships" xmlns:m="http://schemas.openxmlformats.org/officeDocument/2006/math" xmlns:v="urn:schemas-microsoft-com:vml" xmlns:wp14="http://schemas.microsoft.com/office/word/2010/wordprocessingDrawing" xmlns:wp="http://schemas.openxmlformats.org/drawingml/2006/wordprocessingDrawing" xmlns:w10="urn:schemas-microsoft-com:office:word" xmlns:w="http://schemas.openxmlformats.org/wordprocessingml/2006/main" xmlns:w14="http://schemas.microsoft.com/office/word/2010/wordml" xmlns:w15="http://schemas.microsoft.com/office/word/2012/wordml" xmlns:w16cex="http://schemas.microsoft.com/office/word/2018/wordml/cex" xmlns:w16cid="http://schemas.microsoft.com/office/word/2016/wordml/cid" xmlns:w16="http://schemas.microsoft.com/office/word/2018/wordml" xmlns:w16du="http://schemas.microsoft.com/office/word/2023/wordml/word16du" xmlns:w16sdtdh="http://schemas.microsoft.com/office/word/2020/wordml/sdtdatahash" xmlns:w16sdtfl="http://schemas.microsoft.com/office/word/2024/wordml/sdtformatlock" xmlns:w16se="http://schemas.microsoft.com/office/word/2015/wordml/symex" xmlns:wpg="http://schemas.microsoft.com/office/word/2010/wordprocessingGroup" xmlns:wpi="http://schemas.microsoft.com/office/word/2010/wordprocessingInk" xmlns:wne="http://schemas.microsoft.com/office/word/2006/wordml" xmlns:wps="http://schemas.microsoft.com/office/word/2010/wordprocessingShape" mc:Ignorable="w14 w15 w16se w16cid w16 w16cex w16sdtdh w16sdtfl w16du wp14">
   <w:body>
     <w:p>
       <w:r>
@@ -9,15 +9,11 @@
     </w:p>
     <w:p>
       <w:r>
-        <w:rPr>
-          <w:noProof/>
-          <w:lang w:eastAsia="bs-Latn-BA"/>
-        </w:rPr>
         <w:drawing>
-          <wp:inline distT="0" distB="0" distL="0" distR="0" wp14:anchorId="07B12A14" wp14:editId="7F04B070">
-            <wp:extent cx="4620270" cy="7783011"/>
-            <wp:effectExtent l="0" t="0" r="8890" b="8890"/>
-            <wp:docPr id="1" name="Picture 1"/>
+          <wp:inline distT="0" distB="0" distL="0" distR="0" wp14:anchorId="223DF2F8" wp14:editId="3D9EE4A4">
+            <wp:extent cx="4277322" cy="7792537"/>
+            <wp:effectExtent l="0" t="0" r="9525" b="0"/>
+            <wp:docPr id="1196911920" name="Picture 1"/>
             <wp:cNvGraphicFramePr>
               <a:graphicFrameLocks xmlns:a="http://schemas.openxmlformats.org/drawingml/2006/main" noChangeAspect="1"/>
             </wp:cNvGraphicFramePr>
@@ -25,7 +21,7 @@
               <a:graphicData uri="http://schemas.openxmlformats.org/drawingml/2006/picture">
                 <pic:pic xmlns:pic="http://schemas.openxmlformats.org/drawingml/2006/picture">
                   <pic:nvPicPr>
-                    <pic:cNvPr id="1" name=""/>
+                    <pic:cNvPr id="1196911920" name=""/>
                     <pic:cNvPicPr/>
                   </pic:nvPicPr>
                   <pic:blipFill>
@@ -37,7 +33,7 @@
                   <pic:spPr>
                     <a:xfrm>
                       <a:off x="0" y="0"/>
-                      <a:ext cx="4620270" cy="7783011"/>
+                      <a:ext cx="4277322" cy="7792537"/>
                     </a:xfrm>
                     <a:prstGeom prst="rect">
                       <a:avLst/>
@@ -60,15 +56,11 @@
     </w:p>
     <w:p>
       <w:r>
-        <w:rPr>
-          <w:noProof/>
-          <w:lang w:eastAsia="bs-Latn-BA"/>
-        </w:rPr>
         <w:drawing>
-          <wp:inline distT="0" distB="0" distL="0" distR="0" wp14:anchorId="3F5272BE" wp14:editId="7F6ACCA7">
-            <wp:extent cx="5731510" cy="5789295"/>
-            <wp:effectExtent l="0" t="0" r="2540" b="1905"/>
-            <wp:docPr id="2" name="Picture 2"/>
+          <wp:inline distT="0" distB="0" distL="0" distR="0" wp14:anchorId="229EF624" wp14:editId="7549AD48">
+            <wp:extent cx="5731510" cy="5793740"/>
+            <wp:effectExtent l="0" t="0" r="2540" b="0"/>
+            <wp:docPr id="1691596152" name="Picture 1"/>
             <wp:cNvGraphicFramePr>
               <a:graphicFrameLocks xmlns:a="http://schemas.openxmlformats.org/drawingml/2006/main" noChangeAspect="1"/>
             </wp:cNvGraphicFramePr>
@@ -76,7 +68,7 @@
               <a:graphicData uri="http://schemas.openxmlformats.org/drawingml/2006/picture">
                 <pic:pic xmlns:pic="http://schemas.openxmlformats.org/drawingml/2006/picture">
                   <pic:nvPicPr>
-                    <pic:cNvPr id="1" name=""/>
+                    <pic:cNvPr id="1691596152" name=""/>
                     <pic:cNvPicPr/>
                   </pic:nvPicPr>
                   <pic:blipFill>
@@ -88,7 +80,7 @@
                   <pic:spPr>
                     <a:xfrm>
                       <a:off x="0" y="0"/>
-                      <a:ext cx="5731510" cy="5789295"/>
+                      <a:ext cx="5731510" cy="5793740"/>
                     </a:xfrm>
                     <a:prstGeom prst="rect">
                       <a:avLst/>
@@ -118,15 +110,11 @@
     </w:p>
     <w:p>
       <w:r>
-        <w:rPr>
-          <w:noProof/>
-          <w:lang w:eastAsia="bs-Latn-BA"/>
-        </w:rPr>
         <w:drawing>
-          <wp:inline distT="0" distB="0" distL="0" distR="0" wp14:anchorId="1FF70C3D" wp14:editId="7BB1DB7F">
-            <wp:extent cx="4191400" cy="6453804"/>
-            <wp:effectExtent l="0" t="0" r="0" b="4445"/>
-            <wp:docPr id="6" name="Picture 6"/>
+          <wp:inline distT="0" distB="0" distL="0" distR="0" wp14:anchorId="1E131AF3" wp14:editId="5DFDA52E">
+            <wp:extent cx="4782217" cy="7763958"/>
+            <wp:effectExtent l="0" t="0" r="0" b="8890"/>
+            <wp:docPr id="347688004" name="Picture 1"/>
             <wp:cNvGraphicFramePr>
               <a:graphicFrameLocks xmlns:a="http://schemas.openxmlformats.org/drawingml/2006/main" noChangeAspect="1"/>
             </wp:cNvGraphicFramePr>
@@ -134,7 +122,7 @@
               <a:graphicData uri="http://schemas.openxmlformats.org/drawingml/2006/picture">
                 <pic:pic xmlns:pic="http://schemas.openxmlformats.org/drawingml/2006/picture">
                   <pic:nvPicPr>
-                    <pic:cNvPr id="1" name=""/>
+                    <pic:cNvPr id="347688004" name=""/>
                     <pic:cNvPicPr/>
                   </pic:nvPicPr>
                   <pic:blipFill>
@@ -146,7 +134,7 @@
                   <pic:spPr>
                     <a:xfrm>
                       <a:off x="0" y="0"/>
-                      <a:ext cx="4191400" cy="6453804"/>
+                      <a:ext cx="4782217" cy="7763958"/>
                     </a:xfrm>
                     <a:prstGeom prst="rect">
                       <a:avLst/>
@@ -167,10 +155,7 @@
     <w:p/>
     <w:p/>
     <w:p>
-      <w:bookmarkStart w:id="0" w:name="_GoBack"/>
-      <w:bookmarkEnd w:id="0"/>
-      <w:r>
-        <w:lastRenderedPageBreak/>
+      <w:r>
         <w:t>Scenarij 4: Obračun cijene sesije</w:t>
       </w:r>
       <w:r>
@@ -178,6 +163,199 @@
       </w:r>
     </w:p>
     <w:p>
+      <w:r>
+        <w:rPr>
+          <w:noProof/>
+          <w:lang w:eastAsia="bs-Latn-BA"/>
+        </w:rPr>
+        <mc:AlternateContent>
+          <mc:Choice Requires="wps">
+            <w:drawing>
+              <wp:anchor distT="0" distB="0" distL="114300" distR="114300" simplePos="0" relativeHeight="251660288" behindDoc="0" locked="0" layoutInCell="1" allowOverlap="1" wp14:anchorId="60B395E1" wp14:editId="369C5CF7">
+                <wp:simplePos x="0" y="0"/>
+                <wp:positionH relativeFrom="column">
+                  <wp:posOffset>3967701</wp:posOffset>
+                </wp:positionH>
+                <wp:positionV relativeFrom="paragraph">
+                  <wp:posOffset>3755363</wp:posOffset>
+                </wp:positionV>
+                <wp:extent cx="1057523" cy="397566"/>
+                <wp:effectExtent l="0" t="0" r="28575" b="21590"/>
+                <wp:wrapNone/>
+                <wp:docPr id="992144546" name="Text Box 2"/>
+                <wp:cNvGraphicFramePr/>
+                <a:graphic xmlns:a="http://schemas.openxmlformats.org/drawingml/2006/main">
+                  <a:graphicData uri="http://schemas.microsoft.com/office/word/2010/wordprocessingShape">
+                    <wps:wsp>
+                      <wps:cNvSpPr txBox="1"/>
+                      <wps:spPr>
+                        <a:xfrm>
+                          <a:off x="0" y="0"/>
+                          <a:ext cx="1057523" cy="397566"/>
+                        </a:xfrm>
+                        <a:prstGeom prst="rect">
+                          <a:avLst/>
+                        </a:prstGeom>
+                        <a:solidFill>
+                          <a:schemeClr val="lt1"/>
+                        </a:solidFill>
+                        <a:ln w="6350">
+                          <a:solidFill>
+                            <a:schemeClr val="bg1"/>
+                          </a:solidFill>
+                        </a:ln>
+                      </wps:spPr>
+                      <wps:txbx>
+                        <w:txbxContent>
+                          <w:p>
+                            <w:pPr>
+                              <w:rPr>
+                                <w:sz w:val="18"/>
+                                <w:szCs w:val="18"/>
+                              </w:rPr>
+                            </w:pPr>
+                            <w:r>
+                              <w:rPr>
+                                <w:sz w:val="18"/>
+                                <w:szCs w:val="18"/>
+                              </w:rPr>
+                              <w:t>Primjena loyalty bodova i popusta</w:t>
+                            </w:r>
+                          </w:p>
+                        </w:txbxContent>
+                      </wps:txbx>
+                      <wps:bodyPr rot="0" spcFirstLastPara="0" vertOverflow="overflow" horzOverflow="overflow" vert="horz" wrap="square" lIns="91440" tIns="45720" rIns="91440" bIns="45720" numCol="1" spcCol="0" rtlCol="0" fromWordArt="0" anchor="t" anchorCtr="0" forceAA="0" compatLnSpc="1">
+                        <a:prstTxWarp prst="textNoShape">
+                          <a:avLst/>
+                        </a:prstTxWarp>
+                        <a:noAutofit/>
+                      </wps:bodyPr>
+                    </wps:wsp>
+                  </a:graphicData>
+                </a:graphic>
+                <wp14:sizeRelH relativeFrom="margin">
+                  <wp14:pctWidth>0</wp14:pctWidth>
+                </wp14:sizeRelH>
+                <wp14:sizeRelV relativeFrom="margin">
+                  <wp14:pctHeight>0</wp14:pctHeight>
+                </wp14:sizeRelV>
+              </wp:anchor>
+            </w:drawing>
+          </mc:Choice>
+          <mc:Fallback>
+            <w:pict>
+              <v:shapetype w14:anchorId="60B395E1" id="_x0000_t202" coordsize="21600,21600" o:spt="202" path="m,l,21600r21600,l21600,xe">
+                <v:stroke joinstyle="miter"/>
+                <v:path gradientshapeok="t" o:connecttype="rect"/>
+              </v:shapetype>
+              <v:shape id="Text Box 2" o:spid="_x0000_s1026" type="#_x0000_t202" style="position:absolute;margin-left:312.4pt;margin-top:295.7pt;width:83.25pt;height:31.3pt;z-index:251660288;visibility:visible;mso-wrap-style:square;mso-width-percent:0;mso-height-percent:0;mso-wrap-distance-left:9pt;mso-wrap-distance-top:0;mso-wrap-distance-right:9pt;mso-wrap-distance-bottom:0;mso-position-horizontal:absolute;mso-position-horizontal-relative:text;mso-position-vertical:absolute;mso-position-vertical-relative:text;mso-width-percent:0;mso-height-percent:0;mso-width-relative:margin;mso-height-relative:margin;v-text-anchor:top" o:gfxdata="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" fillcolor="white [3201]" strokecolor="white [3212]" strokeweight=".5pt">
+                <v:textbox>
+                  <w:txbxContent>
+                    <w:p>
+                      <w:pPr>
+                        <w:rPr>
+                          <w:sz w:val="18"/>
+                          <w:szCs w:val="18"/>
+                        </w:rPr>
+                      </w:pPr>
+                      <w:r>
+                        <w:rPr>
+                          <w:sz w:val="18"/>
+                          <w:szCs w:val="18"/>
+                        </w:rPr>
+                        <w:t>Primjena loyalty bodova i popusta</w:t>
+                      </w:r>
+                    </w:p>
+                  </w:txbxContent>
+                </v:textbox>
+              </v:shape>
+            </w:pict>
+          </mc:Fallback>
+        </mc:AlternateContent>
+      </w:r>
+      <w:r>
+        <w:rPr>
+          <w:noProof/>
+          <w:lang w:eastAsia="bs-Latn-BA"/>
+        </w:rPr>
+        <mc:AlternateContent>
+          <mc:Choice Requires="wps">
+            <w:drawing>
+              <wp:anchor distT="0" distB="0" distL="114300" distR="114300" simplePos="0" relativeHeight="251659264" behindDoc="0" locked="0" layoutInCell="1" allowOverlap="1" wp14:anchorId="3B07C820" wp14:editId="509DC9B9">
+                <wp:simplePos x="0" y="0"/>
+                <wp:positionH relativeFrom="column">
+                  <wp:posOffset>3975652</wp:posOffset>
+                </wp:positionH>
+                <wp:positionV relativeFrom="paragraph">
+                  <wp:posOffset>3771265</wp:posOffset>
+                </wp:positionV>
+                <wp:extent cx="1081378" cy="357450"/>
+                <wp:effectExtent l="0" t="0" r="24130" b="24130"/>
+                <wp:wrapNone/>
+                <wp:docPr id="51457560" name="Rectangle 1"/>
+                <wp:cNvGraphicFramePr/>
+                <a:graphic xmlns:a="http://schemas.openxmlformats.org/drawingml/2006/main">
+                  <a:graphicData uri="http://schemas.microsoft.com/office/word/2010/wordprocessingShape">
+                    <wps:wsp>
+                      <wps:cNvSpPr/>
+                      <wps:spPr>
+                        <a:xfrm>
+                          <a:off x="0" y="0"/>
+                          <a:ext cx="1081378" cy="357450"/>
+                        </a:xfrm>
+                        <a:prstGeom prst="rect">
+                          <a:avLst/>
+                        </a:prstGeom>
+                        <a:solidFill>
+                          <a:schemeClr val="bg1"/>
+                        </a:solidFill>
+                        <a:ln>
+                          <a:solidFill>
+                            <a:schemeClr val="bg1"/>
+                          </a:solidFill>
+                        </a:ln>
+                      </wps:spPr>
+                      <wps:style>
+                        <a:lnRef idx="2">
+                          <a:schemeClr val="accent1">
+                            <a:shade val="15000"/>
+                          </a:schemeClr>
+                        </a:lnRef>
+                        <a:fillRef idx="1">
+                          <a:schemeClr val="accent1"/>
+                        </a:fillRef>
+                        <a:effectRef idx="0">
+                          <a:schemeClr val="accent1"/>
+                        </a:effectRef>
+                        <a:fontRef idx="minor">
+                          <a:schemeClr val="lt1"/>
+                        </a:fontRef>
+                      </wps:style>
+                      <wps:bodyPr rot="0" spcFirstLastPara="0" vertOverflow="overflow" horzOverflow="overflow" vert="horz" wrap="square" lIns="91440" tIns="45720" rIns="91440" bIns="45720" numCol="1" spcCol="0" rtlCol="0" fromWordArt="0" anchor="ctr" anchorCtr="0" forceAA="0" compatLnSpc="1">
+                        <a:prstTxWarp prst="textNoShape">
+                          <a:avLst/>
+                        </a:prstTxWarp>
+                        <a:noAutofit/>
+                      </wps:bodyPr>
+                    </wps:wsp>
+                  </a:graphicData>
+                </a:graphic>
+                <wp14:sizeRelH relativeFrom="margin">
+                  <wp14:pctWidth>0</wp14:pctWidth>
+                </wp14:sizeRelH>
+                <wp14:sizeRelV relativeFrom="margin">
+                  <wp14:pctHeight>0</wp14:pctHeight>
+                </wp14:sizeRelV>
+              </wp:anchor>
+            </w:drawing>
+          </mc:Choice>
+          <mc:Fallback>
+            <w:pict>
+              <v:rect w14:anchorId="08CAF5ED" id="Rectangle 1" o:spid="_x0000_s1026" style="position:absolute;margin-left:313.05pt;margin-top:296.95pt;width:85.15pt;height:28.15pt;z-index:251659264;visibility:visible;mso-wrap-style:square;mso-width-percent:0;mso-height-percent:0;mso-wrap-distance-left:9pt;mso-wrap-distance-top:0;mso-wrap-distance-right:9pt;mso-wrap-distance-bottom:0;mso-position-horizontal:absolute;mso-position-horizontal-relative:text;mso-position-vertical:absolute;mso-position-vertical-relative:text;mso-width-percent:0;mso-height-percent:0;mso-width-relative:margin;mso-height-relative:margin;v-text-anchor:middle" o:gfxdata="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" fillcolor="white [3212]" strokecolor="white [3212]" strokeweight="1pt"/>
+            </w:pict>
+          </mc:Fallback>
+        </mc:AlternateContent>
+      </w:r>
       <w:r>
         <w:rPr>
           <w:noProof/>
@@ -227,7 +405,6 @@
     <w:p/>
     <w:p>
       <w:r>
-        <w:lastRenderedPageBreak/>
         <w:t>Scenarij 5: Registracija i upravljanje korisnicima</w:t>
       </w:r>
     </w:p>
@@ -285,7 +462,7 @@
 </file>
 
 <file path=word/styles.xml><?xml version="1.0" encoding="utf-8"?>
-<w:styles xmlns:mc="http://schemas.openxmlformats.org/markup-compatibility/2006" xmlns:r="http://schemas.openxmlformats.org/officeDocument/2006/relationships" xmlns:w="http://schemas.openxmlformats.org/wordprocessingml/2006/main" xmlns:w14="http://schemas.microsoft.com/office/word/2010/wordml" xmlns:w15="http://schemas.microsoft.com/office/word/2012/wordml" mc:Ignorable="w14 w15">
+<w:styles xmlns:mc="http://schemas.openxmlformats.org/markup-compatibility/2006" xmlns:r="http://schemas.openxmlformats.org/officeDocument/2006/relationships" xmlns:w="http://schemas.openxmlformats.org/wordprocessingml/2006/main" xmlns:w14="http://schemas.microsoft.com/office/word/2010/wordml" xmlns:w15="http://schemas.microsoft.com/office/word/2012/wordml" xmlns:w16cex="http://schemas.microsoft.com/office/word/2018/wordml/cex" xmlns:w16cid="http://schemas.microsoft.com/office/word/2016/wordml/cid" xmlns:w16="http://schemas.microsoft.com/office/word/2018/wordml" xmlns:w16du="http://schemas.microsoft.com/office/word/2023/wordml/word16du" xmlns:w16sdtdh="http://schemas.microsoft.com/office/word/2020/wordml/sdtdatahash" xmlns:w16sdtfl="http://schemas.microsoft.com/office/word/2024/wordml/sdtformatlock" xmlns:w16se="http://schemas.microsoft.com/office/word/2015/wordml/symex" mc:Ignorable="w14 w15 w16se w16cid w16 w16cex w16sdtdh w16sdtfl w16du">
   <w:docDefaults>
     <w:rPrDefault>
       <w:rPr>
@@ -301,7 +478,7 @@
       </w:pPr>
     </w:pPrDefault>
   </w:docDefaults>
-  <w:latentStyles w:defLockedState="0" w:defUIPriority="99" w:defSemiHidden="0" w:defUnhideWhenUsed="0" w:defQFormat="0" w:count="371">
+  <w:latentStyles w:defLockedState="0" w:defUIPriority="99" w:defSemiHidden="0" w:defUnhideWhenUsed="0" w:defQFormat="0" w:count="376">
     <w:lsdException w:name="Normal" w:uiPriority="0" w:qFormat="1"/>
     <w:lsdException w:name="heading 1" w:uiPriority="9" w:qFormat="1"/>
     <w:lsdException w:name="heading 2" w:semiHidden="1" w:uiPriority="9" w:unhideWhenUsed="1" w:qFormat="1"/>
@@ -673,6 +850,11 @@
     <w:lsdException w:name="List Table 5 Dark Accent 6" w:uiPriority="50"/>
     <w:lsdException w:name="List Table 6 Colorful Accent 6" w:uiPriority="51"/>
     <w:lsdException w:name="List Table 7 Colorful Accent 6" w:uiPriority="52"/>
+    <w:lsdException w:name="Mention" w:semiHidden="1" w:unhideWhenUsed="1"/>
+    <w:lsdException w:name="Smart Hyperlink" w:semiHidden="1" w:unhideWhenUsed="1"/>
+    <w:lsdException w:name="Hashtag" w:semiHidden="1" w:unhideWhenUsed="1"/>
+    <w:lsdException w:name="Unresolved Mention" w:semiHidden="1" w:unhideWhenUsed="1"/>
+    <w:lsdException w:name="Smart Link" w:semiHidden="1" w:unhideWhenUsed="1"/>
   </w:latentStyles>
   <w:style w:type="paragraph" w:default="1" w:styleId="Normal">
     <w:name w:val="Normal"/>

--- a/Task 3/Dijagram aktivnosti.docx
+++ b/Task 3/Dijagram aktivnosti.docx
@@ -9,6 +9,9 @@
     </w:p>
     <w:p>
       <w:r>
+        <w:rPr>
+          <w:noProof/>
+        </w:rPr>
         <w:drawing>
           <wp:inline distT="0" distB="0" distL="0" distR="0" wp14:anchorId="223DF2F8" wp14:editId="3D9EE4A4">
             <wp:extent cx="4277322" cy="7792537"/>
@@ -56,6 +59,9 @@
     </w:p>
     <w:p>
       <w:r>
+        <w:rPr>
+          <w:noProof/>
+        </w:rPr>
         <w:drawing>
           <wp:inline distT="0" distB="0" distL="0" distR="0" wp14:anchorId="229EF624" wp14:editId="7549AD48">
             <wp:extent cx="5731510" cy="5793740"/>
@@ -110,6 +116,121 @@
     </w:p>
     <w:p>
       <w:r>
+        <w:rPr>
+          <w:noProof/>
+          <w:lang w:eastAsia="bs-Latn-BA"/>
+        </w:rPr>
+        <mc:AlternateContent>
+          <mc:Choice Requires="wps">
+            <w:drawing>
+              <wp:anchor distT="0" distB="0" distL="114300" distR="114300" simplePos="0" relativeHeight="251664384" behindDoc="0" locked="0" layoutInCell="1" allowOverlap="1" wp14:anchorId="2213F9B8" wp14:editId="5ACFE0A6">
+                <wp:simplePos x="0" y="0"/>
+                <wp:positionH relativeFrom="column">
+                  <wp:posOffset>3239770</wp:posOffset>
+                </wp:positionH>
+                <wp:positionV relativeFrom="paragraph">
+                  <wp:posOffset>5617630</wp:posOffset>
+                </wp:positionV>
+                <wp:extent cx="727200" cy="381600"/>
+                <wp:effectExtent l="0" t="0" r="15875" b="19050"/>
+                <wp:wrapNone/>
+                <wp:docPr id="953114796" name="Text Box 2"/>
+                <wp:cNvGraphicFramePr/>
+                <a:graphic xmlns:a="http://schemas.openxmlformats.org/drawingml/2006/main">
+                  <a:graphicData uri="http://schemas.microsoft.com/office/word/2010/wordprocessingShape">
+                    <wps:wsp>
+                      <wps:cNvSpPr txBox="1"/>
+                      <wps:spPr>
+                        <a:xfrm>
+                          <a:off x="0" y="0"/>
+                          <a:ext cx="727200" cy="381600"/>
+                        </a:xfrm>
+                        <a:prstGeom prst="rect">
+                          <a:avLst/>
+                        </a:prstGeom>
+                        <a:solidFill>
+                          <a:schemeClr val="lt1"/>
+                        </a:solidFill>
+                        <a:ln w="6350">
+                          <a:solidFill>
+                            <a:schemeClr val="bg1"/>
+                          </a:solidFill>
+                        </a:ln>
+                      </wps:spPr>
+                      <wps:txbx>
+                        <w:txbxContent>
+                          <w:p>
+                            <w:pPr>
+                              <w:jc w:val="center"/>
+                              <w:rPr>
+                                <w:sz w:val="12"/>
+                                <w:szCs w:val="12"/>
+                              </w:rPr>
+                            </w:pPr>
+                            <w:r>
+                              <w:rPr>
+                                <w:sz w:val="12"/>
+                                <w:szCs w:val="12"/>
+                              </w:rPr>
+                              <w:t>Prikaz poruke „Vrijeme je isteklo“</w:t>
+                            </w:r>
+                          </w:p>
+                        </w:txbxContent>
+                      </wps:txbx>
+                      <wps:bodyPr rot="0" spcFirstLastPara="0" vertOverflow="overflow" horzOverflow="overflow" vert="horz" wrap="square" lIns="91440" tIns="45720" rIns="91440" bIns="45720" numCol="1" spcCol="0" rtlCol="0" fromWordArt="0" anchor="t" anchorCtr="0" forceAA="0" compatLnSpc="1">
+                        <a:prstTxWarp prst="textNoShape">
+                          <a:avLst/>
+                        </a:prstTxWarp>
+                        <a:noAutofit/>
+                      </wps:bodyPr>
+                    </wps:wsp>
+                  </a:graphicData>
+                </a:graphic>
+                <wp14:sizeRelH relativeFrom="margin">
+                  <wp14:pctWidth>0</wp14:pctWidth>
+                </wp14:sizeRelH>
+                <wp14:sizeRelV relativeFrom="margin">
+                  <wp14:pctHeight>0</wp14:pctHeight>
+                </wp14:sizeRelV>
+              </wp:anchor>
+            </w:drawing>
+          </mc:Choice>
+          <mc:Fallback>
+            <w:pict>
+              <v:shapetype w14:anchorId="2213F9B8" id="_x0000_t202" coordsize="21600,21600" o:spt="202" path="m,l,21600r21600,l21600,xe">
+                <v:stroke joinstyle="miter"/>
+                <v:path gradientshapeok="t" o:connecttype="rect"/>
+              </v:shapetype>
+              <v:shape id="Text Box 2" o:spid="_x0000_s1026" type="#_x0000_t202" style="position:absolute;margin-left:255.1pt;margin-top:442.35pt;width:57.25pt;height:30.05pt;z-index:251664384;visibility:visible;mso-wrap-style:square;mso-width-percent:0;mso-height-percent:0;mso-wrap-distance-left:9pt;mso-wrap-distance-top:0;mso-wrap-distance-right:9pt;mso-wrap-distance-bottom:0;mso-position-horizontal:absolute;mso-position-horizontal-relative:text;mso-position-vertical:absolute;mso-position-vertical-relative:text;mso-width-percent:0;mso-height-percent:0;mso-width-relative:margin;mso-height-relative:margin;v-text-anchor:top" o:gfxdata="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" fillcolor="white [3201]" strokecolor="white [3212]" strokeweight=".5pt">
+                <v:textbox>
+                  <w:txbxContent>
+                    <w:p>
+                      <w:pPr>
+                        <w:jc w:val="center"/>
+                        <w:rPr>
+                          <w:sz w:val="12"/>
+                          <w:szCs w:val="12"/>
+                        </w:rPr>
+                      </w:pPr>
+                      <w:r>
+                        <w:rPr>
+                          <w:sz w:val="12"/>
+                          <w:szCs w:val="12"/>
+                        </w:rPr>
+                        <w:t>Prikaz poruke „Vrijeme je isteklo“</w:t>
+                      </w:r>
+                    </w:p>
+                  </w:txbxContent>
+                </v:textbox>
+              </v:shape>
+            </w:pict>
+          </mc:Fallback>
+        </mc:AlternateContent>
+      </w:r>
+      <w:r>
+        <w:rPr>
+          <w:noProof/>
+        </w:rPr>
         <w:drawing>
           <wp:inline distT="0" distB="0" distL="0" distR="0" wp14:anchorId="1E131AF3" wp14:editId="5DFDA52E">
             <wp:extent cx="4782217" cy="7763958"/>
@@ -244,11 +365,7 @@
           </mc:Choice>
           <mc:Fallback>
             <w:pict>
-              <v:shapetype w14:anchorId="60B395E1" id="_x0000_t202" coordsize="21600,21600" o:spt="202" path="m,l,21600r21600,l21600,xe">
-                <v:stroke joinstyle="miter"/>
-                <v:path gradientshapeok="t" o:connecttype="rect"/>
-              </v:shapetype>
-              <v:shape id="Text Box 2" o:spid="_x0000_s1026" type="#_x0000_t202" style="position:absolute;margin-left:312.4pt;margin-top:295.7pt;width:83.25pt;height:31.3pt;z-index:251660288;visibility:visible;mso-wrap-style:square;mso-width-percent:0;mso-height-percent:0;mso-wrap-distance-left:9pt;mso-wrap-distance-top:0;mso-wrap-distance-right:9pt;mso-wrap-distance-bottom:0;mso-position-horizontal:absolute;mso-position-horizontal-relative:text;mso-position-vertical:absolute;mso-position-vertical-relative:text;mso-width-percent:0;mso-height-percent:0;mso-width-relative:margin;mso-height-relative:margin;v-text-anchor:top" o:gfxdata="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" fillcolor="white [3201]" strokecolor="white [3212]" strokeweight=".5pt">
+              <v:shape w14:anchorId="60B395E1" id="_x0000_s1027" type="#_x0000_t202" style="position:absolute;margin-left:312.4pt;margin-top:295.7pt;width:83.25pt;height:31.3pt;z-index:251660288;visibility:visible;mso-wrap-style:square;mso-width-percent:0;mso-height-percent:0;mso-wrap-distance-left:9pt;mso-wrap-distance-top:0;mso-wrap-distance-right:9pt;mso-wrap-distance-bottom:0;mso-position-horizontal:absolute;mso-position-horizontal-relative:text;mso-position-vertical:absolute;mso-position-vertical-relative:text;mso-width-percent:0;mso-height-percent:0;mso-width-relative:margin;mso-height-relative:margin;v-text-anchor:top" o:gfxdata="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" fillcolor="white [3201]" strokecolor="white [3212]" strokeweight=".5pt">
                 <v:textbox>
                   <w:txbxContent>
                     <w:p>
@@ -398,24 +515,607 @@
         </w:drawing>
       </w:r>
     </w:p>
-    <w:p/>
-    <w:p/>
-    <w:p/>
-    <w:p/>
-    <w:p/>
     <w:p>
       <w:r>
+        <w:lastRenderedPageBreak/>
         <w:t>Scenarij 5: Registracija i upravljanje korisnicima</w:t>
       </w:r>
     </w:p>
     <w:p>
+      <w:r>
+        <w:rPr>
+          <w:noProof/>
+          <w:lang w:eastAsia="bs-Latn-BA"/>
+        </w:rPr>
+        <mc:AlternateContent>
+          <mc:Choice Requires="wps">
+            <w:drawing>
+              <wp:anchor distT="0" distB="0" distL="114300" distR="114300" simplePos="0" relativeHeight="251671552" behindDoc="0" locked="0" layoutInCell="1" allowOverlap="1" wp14:anchorId="0ED5C69B" wp14:editId="6C6EC375">
+                <wp:simplePos x="0" y="0"/>
+                <wp:positionH relativeFrom="column">
+                  <wp:posOffset>2559799</wp:posOffset>
+                </wp:positionH>
+                <wp:positionV relativeFrom="paragraph">
+                  <wp:posOffset>1413924</wp:posOffset>
+                </wp:positionV>
+                <wp:extent cx="13016" cy="168883"/>
+                <wp:effectExtent l="57150" t="0" r="63500" b="60325"/>
+                <wp:wrapNone/>
+                <wp:docPr id="903839603" name="Straight Arrow Connector 10"/>
+                <wp:cNvGraphicFramePr/>
+                <a:graphic xmlns:a="http://schemas.openxmlformats.org/drawingml/2006/main">
+                  <a:graphicData uri="http://schemas.microsoft.com/office/word/2010/wordprocessingShape">
+                    <wps:wsp>
+                      <wps:cNvCnPr/>
+                      <wps:spPr>
+                        <a:xfrm>
+                          <a:off x="0" y="0"/>
+                          <a:ext cx="13016" cy="168883"/>
+                        </a:xfrm>
+                        <a:prstGeom prst="straightConnector1">
+                          <a:avLst/>
+                        </a:prstGeom>
+                        <a:ln>
+                          <a:solidFill>
+                            <a:schemeClr val="tx1"/>
+                          </a:solidFill>
+                          <a:tailEnd type="triangle"/>
+                        </a:ln>
+                      </wps:spPr>
+                      <wps:style>
+                        <a:lnRef idx="1">
+                          <a:schemeClr val="accent1"/>
+                        </a:lnRef>
+                        <a:fillRef idx="0">
+                          <a:schemeClr val="accent1"/>
+                        </a:fillRef>
+                        <a:effectRef idx="0">
+                          <a:schemeClr val="accent1"/>
+                        </a:effectRef>
+                        <a:fontRef idx="minor">
+                          <a:schemeClr val="tx1"/>
+                        </a:fontRef>
+                      </wps:style>
+                      <wps:bodyPr/>
+                    </wps:wsp>
+                  </a:graphicData>
+                </a:graphic>
+              </wp:anchor>
+            </w:drawing>
+          </mc:Choice>
+          <mc:Fallback>
+            <w:pict>
+              <v:shapetype w14:anchorId="6558F6FE" id="_x0000_t32" coordsize="21600,21600" o:spt="32" o:oned="t" path="m,l21600,21600e" filled="f">
+                <v:path arrowok="t" fillok="f" o:connecttype="none"/>
+                <o:lock v:ext="edit" shapetype="t"/>
+              </v:shapetype>
+              <v:shape id="Straight Arrow Connector 10" o:spid="_x0000_s1026" type="#_x0000_t32" style="position:absolute;margin-left:201.55pt;margin-top:111.35pt;width:1pt;height:13.3pt;z-index:251671552;visibility:visible;mso-wrap-style:square;mso-wrap-distance-left:9pt;mso-wrap-distance-top:0;mso-wrap-distance-right:9pt;mso-wrap-distance-bottom:0;mso-position-horizontal:absolute;mso-position-horizontal-relative:text;mso-position-vertical:absolute;mso-position-vertical-relative:text" o:gfxdata="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" strokecolor="black [3213]" strokeweight=".5pt">
+                <v:stroke endarrow="block" joinstyle="miter"/>
+              </v:shape>
+            </w:pict>
+          </mc:Fallback>
+        </mc:AlternateContent>
+      </w:r>
+      <w:r>
+        <w:rPr>
+          <w:noProof/>
+          <w:lang w:eastAsia="bs-Latn-BA"/>
+        </w:rPr>
+        <mc:AlternateContent>
+          <mc:Choice Requires="wps">
+            <w:drawing>
+              <wp:anchor distT="0" distB="0" distL="114300" distR="114300" simplePos="0" relativeHeight="251670528" behindDoc="0" locked="0" layoutInCell="1" allowOverlap="1" wp14:anchorId="42F9E882" wp14:editId="7573CCD0">
+                <wp:simplePos x="0" y="0"/>
+                <wp:positionH relativeFrom="column">
+                  <wp:posOffset>1698171</wp:posOffset>
+                </wp:positionH>
+                <wp:positionV relativeFrom="paragraph">
+                  <wp:posOffset>1446498</wp:posOffset>
+                </wp:positionV>
+                <wp:extent cx="974035" cy="113591"/>
+                <wp:effectExtent l="0" t="0" r="17145" b="20320"/>
+                <wp:wrapNone/>
+                <wp:docPr id="1584068137" name="Rectangle 9"/>
+                <wp:cNvGraphicFramePr/>
+                <a:graphic xmlns:a="http://schemas.openxmlformats.org/drawingml/2006/main">
+                  <a:graphicData uri="http://schemas.microsoft.com/office/word/2010/wordprocessingShape">
+                    <wps:wsp>
+                      <wps:cNvSpPr/>
+                      <wps:spPr>
+                        <a:xfrm>
+                          <a:off x="0" y="0"/>
+                          <a:ext cx="974035" cy="113591"/>
+                        </a:xfrm>
+                        <a:prstGeom prst="rect">
+                          <a:avLst/>
+                        </a:prstGeom>
+                        <a:solidFill>
+                          <a:schemeClr val="bg1"/>
+                        </a:solidFill>
+                        <a:ln>
+                          <a:solidFill>
+                            <a:schemeClr val="bg1"/>
+                          </a:solidFill>
+                        </a:ln>
+                      </wps:spPr>
+                      <wps:style>
+                        <a:lnRef idx="2">
+                          <a:schemeClr val="accent1">
+                            <a:shade val="15000"/>
+                          </a:schemeClr>
+                        </a:lnRef>
+                        <a:fillRef idx="1">
+                          <a:schemeClr val="accent1"/>
+                        </a:fillRef>
+                        <a:effectRef idx="0">
+                          <a:schemeClr val="accent1"/>
+                        </a:effectRef>
+                        <a:fontRef idx="minor">
+                          <a:schemeClr val="lt1"/>
+                        </a:fontRef>
+                      </wps:style>
+                      <wps:bodyPr rot="0" spcFirstLastPara="0" vertOverflow="overflow" horzOverflow="overflow" vert="horz" wrap="square" lIns="91440" tIns="45720" rIns="91440" bIns="45720" numCol="1" spcCol="0" rtlCol="0" fromWordArt="0" anchor="ctr" anchorCtr="0" forceAA="0" compatLnSpc="1">
+                        <a:prstTxWarp prst="textNoShape">
+                          <a:avLst/>
+                        </a:prstTxWarp>
+                        <a:noAutofit/>
+                      </wps:bodyPr>
+                    </wps:wsp>
+                  </a:graphicData>
+                </a:graphic>
+                <wp14:sizeRelV relativeFrom="margin">
+                  <wp14:pctHeight>0</wp14:pctHeight>
+                </wp14:sizeRelV>
+              </wp:anchor>
+            </w:drawing>
+          </mc:Choice>
+          <mc:Fallback>
+            <w:pict>
+              <v:rect w14:anchorId="51C36FCA" id="Rectangle 9" o:spid="_x0000_s1026" style="position:absolute;margin-left:133.7pt;margin-top:113.9pt;width:76.7pt;height:8.95pt;z-index:251670528;visibility:visible;mso-wrap-style:square;mso-height-percent:0;mso-wrap-distance-left:9pt;mso-wrap-distance-top:0;mso-wrap-distance-right:9pt;mso-wrap-distance-bottom:0;mso-position-horizontal:absolute;mso-position-horizontal-relative:text;mso-position-vertical:absolute;mso-position-vertical-relative:text;mso-height-percent:0;mso-height-relative:margin;v-text-anchor:middle" o:gfxdata="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" fillcolor="white [3212]" strokecolor="white [3212]" strokeweight="1pt"/>
+            </w:pict>
+          </mc:Fallback>
+        </mc:AlternateContent>
+      </w:r>
+      <w:r>
+        <w:rPr>
+          <w:noProof/>
+          <w:lang w:eastAsia="bs-Latn-BA"/>
+        </w:rPr>
+        <mc:AlternateContent>
+          <mc:Choice Requires="wps">
+            <w:drawing>
+              <wp:anchor distT="0" distB="0" distL="114300" distR="114300" simplePos="0" relativeHeight="251669504" behindDoc="0" locked="0" layoutInCell="1" allowOverlap="1" wp14:anchorId="672A4EFE" wp14:editId="4E9AD680">
+                <wp:simplePos x="0" y="0"/>
+                <wp:positionH relativeFrom="column">
+                  <wp:posOffset>216000</wp:posOffset>
+                </wp:positionH>
+                <wp:positionV relativeFrom="paragraph">
+                  <wp:posOffset>398250</wp:posOffset>
+                </wp:positionV>
+                <wp:extent cx="1411200" cy="1238400"/>
+                <wp:effectExtent l="0" t="0" r="17780" b="19050"/>
+                <wp:wrapNone/>
+                <wp:docPr id="864295126" name="Rectangle 8"/>
+                <wp:cNvGraphicFramePr/>
+                <a:graphic xmlns:a="http://schemas.openxmlformats.org/drawingml/2006/main">
+                  <a:graphicData uri="http://schemas.microsoft.com/office/word/2010/wordprocessingShape">
+                    <wps:wsp>
+                      <wps:cNvSpPr/>
+                      <wps:spPr>
+                        <a:xfrm>
+                          <a:off x="0" y="0"/>
+                          <a:ext cx="1411200" cy="1238400"/>
+                        </a:xfrm>
+                        <a:prstGeom prst="rect">
+                          <a:avLst/>
+                        </a:prstGeom>
+                        <a:solidFill>
+                          <a:schemeClr val="bg1"/>
+                        </a:solidFill>
+                        <a:ln>
+                          <a:solidFill>
+                            <a:schemeClr val="bg1"/>
+                          </a:solidFill>
+                        </a:ln>
+                      </wps:spPr>
+                      <wps:style>
+                        <a:lnRef idx="2">
+                          <a:schemeClr val="accent1">
+                            <a:shade val="15000"/>
+                          </a:schemeClr>
+                        </a:lnRef>
+                        <a:fillRef idx="1">
+                          <a:schemeClr val="accent1"/>
+                        </a:fillRef>
+                        <a:effectRef idx="0">
+                          <a:schemeClr val="accent1"/>
+                        </a:effectRef>
+                        <a:fontRef idx="minor">
+                          <a:schemeClr val="lt1"/>
+                        </a:fontRef>
+                      </wps:style>
+                      <wps:bodyPr rot="0" spcFirstLastPara="0" vertOverflow="overflow" horzOverflow="overflow" vert="horz" wrap="square" lIns="91440" tIns="45720" rIns="91440" bIns="45720" numCol="1" spcCol="0" rtlCol="0" fromWordArt="0" anchor="ctr" anchorCtr="0" forceAA="0" compatLnSpc="1">
+                        <a:prstTxWarp prst="textNoShape">
+                          <a:avLst/>
+                        </a:prstTxWarp>
+                        <a:noAutofit/>
+                      </wps:bodyPr>
+                    </wps:wsp>
+                  </a:graphicData>
+                </a:graphic>
+              </wp:anchor>
+            </w:drawing>
+          </mc:Choice>
+          <mc:Fallback>
+            <w:pict>
+              <v:rect w14:anchorId="3FBBCD31" id="Rectangle 8" o:spid="_x0000_s1026" style="position:absolute;margin-left:17pt;margin-top:31.35pt;width:111.1pt;height:97.5pt;z-index:251669504;visibility:visible;mso-wrap-style:square;mso-wrap-distance-left:9pt;mso-wrap-distance-top:0;mso-wrap-distance-right:9pt;mso-wrap-distance-bottom:0;mso-position-horizontal:absolute;mso-position-horizontal-relative:text;mso-position-vertical:absolute;mso-position-vertical-relative:text;v-text-anchor:middle" o:gfxdata="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" fillcolor="white [3212]" strokecolor="white [3212]" strokeweight="1pt"/>
+            </w:pict>
+          </mc:Fallback>
+        </mc:AlternateContent>
+      </w:r>
+      <w:r>
+        <w:rPr>
+          <w:noProof/>
+          <w:lang w:eastAsia="bs-Latn-BA"/>
+        </w:rPr>
+        <mc:AlternateContent>
+          <mc:Choice Requires="wps">
+            <w:drawing>
+              <wp:anchor distT="0" distB="0" distL="114300" distR="114300" simplePos="0" relativeHeight="251668480" behindDoc="0" locked="0" layoutInCell="1" allowOverlap="1" wp14:anchorId="00084852" wp14:editId="798896BC">
+                <wp:simplePos x="0" y="0"/>
+                <wp:positionH relativeFrom="column">
+                  <wp:posOffset>2562749</wp:posOffset>
+                </wp:positionH>
+                <wp:positionV relativeFrom="paragraph">
+                  <wp:posOffset>671850</wp:posOffset>
+                </wp:positionV>
+                <wp:extent cx="45719" cy="223200"/>
+                <wp:effectExtent l="38100" t="0" r="50165" b="62865"/>
+                <wp:wrapNone/>
+                <wp:docPr id="1247327540" name="Straight Arrow Connector 7"/>
+                <wp:cNvGraphicFramePr/>
+                <a:graphic xmlns:a="http://schemas.openxmlformats.org/drawingml/2006/main">
+                  <a:graphicData uri="http://schemas.microsoft.com/office/word/2010/wordprocessingShape">
+                    <wps:wsp>
+                      <wps:cNvCnPr/>
+                      <wps:spPr>
+                        <a:xfrm>
+                          <a:off x="0" y="0"/>
+                          <a:ext cx="45719" cy="223200"/>
+                        </a:xfrm>
+                        <a:prstGeom prst="straightConnector1">
+                          <a:avLst/>
+                        </a:prstGeom>
+                        <a:ln>
+                          <a:solidFill>
+                            <a:schemeClr val="tx1"/>
+                          </a:solidFill>
+                          <a:tailEnd type="triangle"/>
+                        </a:ln>
+                      </wps:spPr>
+                      <wps:style>
+                        <a:lnRef idx="1">
+                          <a:schemeClr val="accent1"/>
+                        </a:lnRef>
+                        <a:fillRef idx="0">
+                          <a:schemeClr val="accent1"/>
+                        </a:fillRef>
+                        <a:effectRef idx="0">
+                          <a:schemeClr val="accent1"/>
+                        </a:effectRef>
+                        <a:fontRef idx="minor">
+                          <a:schemeClr val="tx1"/>
+                        </a:fontRef>
+                      </wps:style>
+                      <wps:bodyPr/>
+                    </wps:wsp>
+                  </a:graphicData>
+                </a:graphic>
+                <wp14:sizeRelH relativeFrom="margin">
+                  <wp14:pctWidth>0</wp14:pctWidth>
+                </wp14:sizeRelH>
+                <wp14:sizeRelV relativeFrom="margin">
+                  <wp14:pctHeight>0</wp14:pctHeight>
+                </wp14:sizeRelV>
+              </wp:anchor>
+            </w:drawing>
+          </mc:Choice>
+          <mc:Fallback>
+            <w:pict>
+              <v:shape w14:anchorId="4775C778" id="Straight Arrow Connector 7" o:spid="_x0000_s1026" type="#_x0000_t32" style="position:absolute;margin-left:201.8pt;margin-top:52.9pt;width:3.6pt;height:17.55pt;z-index:251668480;visibility:visible;mso-wrap-style:square;mso-width-percent:0;mso-height-percent:0;mso-wrap-distance-left:9pt;mso-wrap-distance-top:0;mso-wrap-distance-right:9pt;mso-wrap-distance-bottom:0;mso-position-horizontal:absolute;mso-position-horizontal-relative:text;mso-position-vertical:absolute;mso-position-vertical-relative:text;mso-width-percent:0;mso-height-percent:0;mso-width-relative:margin;mso-height-relative:margin" o:gfxdata="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" strokecolor="black [3213]" strokeweight=".5pt">
+                <v:stroke endarrow="block" joinstyle="miter"/>
+              </v:shape>
+            </w:pict>
+          </mc:Fallback>
+        </mc:AlternateContent>
+      </w:r>
+      <w:r>
+        <w:rPr>
+          <w:noProof/>
+          <w:lang w:eastAsia="bs-Latn-BA"/>
+        </w:rPr>
+        <mc:AlternateContent>
+          <mc:Choice Requires="wps">
+            <w:drawing>
+              <wp:anchor distT="0" distB="0" distL="114300" distR="114300" simplePos="0" relativeHeight="251667456" behindDoc="0" locked="0" layoutInCell="1" allowOverlap="1" wp14:anchorId="3F8C7FF8" wp14:editId="55273BED">
+                <wp:simplePos x="0" y="0"/>
+                <wp:positionH relativeFrom="column">
+                  <wp:posOffset>1972310</wp:posOffset>
+                </wp:positionH>
+                <wp:positionV relativeFrom="paragraph">
+                  <wp:posOffset>865760</wp:posOffset>
+                </wp:positionV>
+                <wp:extent cx="1180800" cy="547200"/>
+                <wp:effectExtent l="0" t="0" r="19685" b="24765"/>
+                <wp:wrapNone/>
+                <wp:docPr id="173775779" name="Text Box 6"/>
+                <wp:cNvGraphicFramePr/>
+                <a:graphic xmlns:a="http://schemas.openxmlformats.org/drawingml/2006/main">
+                  <a:graphicData uri="http://schemas.microsoft.com/office/word/2010/wordprocessingShape">
+                    <wps:wsp>
+                      <wps:cNvSpPr txBox="1"/>
+                      <wps:spPr>
+                        <a:xfrm>
+                          <a:off x="0" y="0"/>
+                          <a:ext cx="1180800" cy="547200"/>
+                        </a:xfrm>
+                        <a:prstGeom prst="roundRect">
+                          <a:avLst/>
+                        </a:prstGeom>
+                        <a:solidFill>
+                          <a:schemeClr val="lt1"/>
+                        </a:solidFill>
+                        <a:ln w="6350">
+                          <a:solidFill>
+                            <a:prstClr val="black"/>
+                          </a:solidFill>
+                        </a:ln>
+                      </wps:spPr>
+                      <wps:txbx>
+                        <w:txbxContent>
+                          <w:p>
+                            <w:pPr>
+                              <w:jc w:val="center"/>
+                            </w:pPr>
+                            <w:r>
+                              <w:t>Korisnik daje svoje podatke</w:t>
+                            </w:r>
+                          </w:p>
+                        </w:txbxContent>
+                      </wps:txbx>
+                      <wps:bodyPr rot="0" spcFirstLastPara="0" vertOverflow="overflow" horzOverflow="overflow" vert="horz" wrap="square" lIns="91440" tIns="45720" rIns="91440" bIns="45720" numCol="1" spcCol="0" rtlCol="0" fromWordArt="0" anchor="t" anchorCtr="0" forceAA="0" compatLnSpc="1">
+                        <a:prstTxWarp prst="textNoShape">
+                          <a:avLst/>
+                        </a:prstTxWarp>
+                        <a:noAutofit/>
+                      </wps:bodyPr>
+                    </wps:wsp>
+                  </a:graphicData>
+                </a:graphic>
+                <wp14:sizeRelH relativeFrom="margin">
+                  <wp14:pctWidth>0</wp14:pctWidth>
+                </wp14:sizeRelH>
+                <wp14:sizeRelV relativeFrom="margin">
+                  <wp14:pctHeight>0</wp14:pctHeight>
+                </wp14:sizeRelV>
+              </wp:anchor>
+            </w:drawing>
+          </mc:Choice>
+          <mc:Fallback>
+            <w:pict>
+              <v:roundrect w14:anchorId="3F8C7FF8" id="Text Box 6" o:spid="_x0000_s1028" style="position:absolute;margin-left:155.3pt;margin-top:68.15pt;width:93pt;height:43.1pt;z-index:251667456;visibility:visible;mso-wrap-style:square;mso-width-percent:0;mso-height-percent:0;mso-wrap-distance-left:9pt;mso-wrap-distance-top:0;mso-wrap-distance-right:9pt;mso-wrap-distance-bottom:0;mso-position-horizontal:absolute;mso-position-horizontal-relative:text;mso-position-vertical:absolute;mso-position-vertical-relative:text;mso-width-percent:0;mso-height-percent:0;mso-width-relative:margin;mso-height-relative:margin;v-text-anchor:top" arcsize="10923f" o:gfxdata="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" fillcolor="white [3201]" strokeweight=".5pt">
+                <v:textbox>
+                  <w:txbxContent>
+                    <w:p>
+                      <w:pPr>
+                        <w:jc w:val="center"/>
+                      </w:pPr>
+                      <w:r>
+                        <w:t>Korisnik daje svoje podatke</w:t>
+                      </w:r>
+                    </w:p>
+                  </w:txbxContent>
+                </v:textbox>
+              </v:roundrect>
+            </w:pict>
+          </mc:Fallback>
+        </mc:AlternateContent>
+      </w:r>
+      <w:r>
+        <w:rPr>
+          <w:noProof/>
+          <w:lang w:eastAsia="bs-Latn-BA"/>
+        </w:rPr>
+        <mc:AlternateContent>
+          <mc:Choice Requires="wps">
+            <w:drawing>
+              <wp:anchor distT="0" distB="0" distL="114300" distR="114300" simplePos="0" relativeHeight="251665408" behindDoc="0" locked="0" layoutInCell="1" allowOverlap="1" wp14:anchorId="0E6AA7C0" wp14:editId="732A437A">
+                <wp:simplePos x="0" y="0"/>
+                <wp:positionH relativeFrom="column">
+                  <wp:posOffset>2455135</wp:posOffset>
+                </wp:positionH>
+                <wp:positionV relativeFrom="paragraph">
+                  <wp:posOffset>412320</wp:posOffset>
+                </wp:positionV>
+                <wp:extent cx="237600" cy="237600"/>
+                <wp:effectExtent l="0" t="0" r="10160" b="10160"/>
+                <wp:wrapNone/>
+                <wp:docPr id="449958572" name="Oval 3"/>
+                <wp:cNvGraphicFramePr/>
+                <a:graphic xmlns:a="http://schemas.openxmlformats.org/drawingml/2006/main">
+                  <a:graphicData uri="http://schemas.microsoft.com/office/word/2010/wordprocessingShape">
+                    <wps:wsp>
+                      <wps:cNvSpPr/>
+                      <wps:spPr>
+                        <a:xfrm>
+                          <a:off x="0" y="0"/>
+                          <a:ext cx="237600" cy="237600"/>
+                        </a:xfrm>
+                        <a:prstGeom prst="ellipse">
+                          <a:avLst/>
+                        </a:prstGeom>
+                        <a:solidFill>
+                          <a:schemeClr val="tx1"/>
+                        </a:solidFill>
+                        <a:ln>
+                          <a:solidFill>
+                            <a:schemeClr val="tx1"/>
+                          </a:solidFill>
+                        </a:ln>
+                      </wps:spPr>
+                      <wps:style>
+                        <a:lnRef idx="2">
+                          <a:schemeClr val="accent1">
+                            <a:shade val="15000"/>
+                          </a:schemeClr>
+                        </a:lnRef>
+                        <a:fillRef idx="1">
+                          <a:schemeClr val="accent1"/>
+                        </a:fillRef>
+                        <a:effectRef idx="0">
+                          <a:schemeClr val="accent1"/>
+                        </a:effectRef>
+                        <a:fontRef idx="minor">
+                          <a:schemeClr val="lt1"/>
+                        </a:fontRef>
+                      </wps:style>
+                      <wps:bodyPr rot="0" spcFirstLastPara="0" vertOverflow="overflow" horzOverflow="overflow" vert="horz" wrap="square" lIns="91440" tIns="45720" rIns="91440" bIns="45720" numCol="1" spcCol="0" rtlCol="0" fromWordArt="0" anchor="ctr" anchorCtr="0" forceAA="0" compatLnSpc="1">
+                        <a:prstTxWarp prst="textNoShape">
+                          <a:avLst/>
+                        </a:prstTxWarp>
+                        <a:noAutofit/>
+                      </wps:bodyPr>
+                    </wps:wsp>
+                  </a:graphicData>
+                </a:graphic>
+              </wp:anchor>
+            </w:drawing>
+          </mc:Choice>
+          <mc:Fallback>
+            <w:pict>
+              <v:oval w14:anchorId="5E3E99DE" id="Oval 3" o:spid="_x0000_s1026" style="position:absolute;margin-left:193.3pt;margin-top:32.45pt;width:18.7pt;height:18.7pt;z-index:251665408;visibility:visible;mso-wrap-style:square;mso-wrap-distance-left:9pt;mso-wrap-distance-top:0;mso-wrap-distance-right:9pt;mso-wrap-distance-bottom:0;mso-position-horizontal:absolute;mso-position-horizontal-relative:text;mso-position-vertical:absolute;mso-position-vertical-relative:text;v-text-anchor:middle" o:gfxdata="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" fillcolor="black [3213]" strokecolor="black [3213]" strokeweight="1pt">
+                <v:stroke joinstyle="miter"/>
+              </v:oval>
+            </w:pict>
+          </mc:Fallback>
+        </mc:AlternateContent>
+      </w:r>
+      <w:r>
+        <w:rPr>
+          <w:noProof/>
+          <w:lang w:eastAsia="bs-Latn-BA"/>
+        </w:rPr>
+        <mc:AlternateContent>
+          <mc:Choice Requires="wps">
+            <w:drawing>
+              <wp:anchor distT="0" distB="0" distL="114300" distR="114300" simplePos="0" relativeHeight="251662336" behindDoc="0" locked="0" layoutInCell="1" allowOverlap="1" wp14:anchorId="5E829D0B" wp14:editId="6F3C3A3E">
+                <wp:simplePos x="0" y="0"/>
+                <wp:positionH relativeFrom="margin">
+                  <wp:posOffset>1892410</wp:posOffset>
+                </wp:positionH>
+                <wp:positionV relativeFrom="paragraph">
+                  <wp:posOffset>5124256</wp:posOffset>
+                </wp:positionV>
+                <wp:extent cx="1343771" cy="445273"/>
+                <wp:effectExtent l="0" t="0" r="27940" b="12065"/>
+                <wp:wrapNone/>
+                <wp:docPr id="1230909101" name="Text Box 2"/>
+                <wp:cNvGraphicFramePr/>
+                <a:graphic xmlns:a="http://schemas.openxmlformats.org/drawingml/2006/main">
+                  <a:graphicData uri="http://schemas.microsoft.com/office/word/2010/wordprocessingShape">
+                    <wps:wsp>
+                      <wps:cNvSpPr txBox="1"/>
+                      <wps:spPr>
+                        <a:xfrm>
+                          <a:off x="0" y="0"/>
+                          <a:ext cx="1343771" cy="445273"/>
+                        </a:xfrm>
+                        <a:prstGeom prst="rect">
+                          <a:avLst/>
+                        </a:prstGeom>
+                        <a:solidFill>
+                          <a:schemeClr val="lt1"/>
+                        </a:solidFill>
+                        <a:ln w="6350">
+                          <a:solidFill>
+                            <a:schemeClr val="bg1"/>
+                          </a:solidFill>
+                        </a:ln>
+                      </wps:spPr>
+                      <wps:txbx>
+                        <w:txbxContent>
+                          <w:p>
+                            <w:pPr>
+                              <w:jc w:val="center"/>
+                              <w:rPr>
+                                <w:sz w:val="18"/>
+                                <w:szCs w:val="18"/>
+                              </w:rPr>
+                            </w:pPr>
+                            <w:r>
+                              <w:rPr>
+                                <w:sz w:val="18"/>
+                                <w:szCs w:val="18"/>
+                              </w:rPr>
+                              <w:t>Administrator potvrđuje registraciju</w:t>
+                            </w:r>
+                          </w:p>
+                        </w:txbxContent>
+                      </wps:txbx>
+                      <wps:bodyPr rot="0" spcFirstLastPara="0" vertOverflow="overflow" horzOverflow="overflow" vert="horz" wrap="square" lIns="91440" tIns="45720" rIns="91440" bIns="45720" numCol="1" spcCol="0" rtlCol="0" fromWordArt="0" anchor="t" anchorCtr="0" forceAA="0" compatLnSpc="1">
+                        <a:prstTxWarp prst="textNoShape">
+                          <a:avLst/>
+                        </a:prstTxWarp>
+                        <a:noAutofit/>
+                      </wps:bodyPr>
+                    </wps:wsp>
+                  </a:graphicData>
+                </a:graphic>
+                <wp14:sizeRelH relativeFrom="margin">
+                  <wp14:pctWidth>0</wp14:pctWidth>
+                </wp14:sizeRelH>
+                <wp14:sizeRelV relativeFrom="margin">
+                  <wp14:pctHeight>0</wp14:pctHeight>
+                </wp14:sizeRelV>
+              </wp:anchor>
+            </w:drawing>
+          </mc:Choice>
+          <mc:Fallback>
+            <w:pict>
+              <v:shape w14:anchorId="5E829D0B" id="_x0000_s1029" type="#_x0000_t202" style="position:absolute;margin-left:149pt;margin-top:403.5pt;width:105.8pt;height:35.05pt;z-index:251662336;visibility:visible;mso-wrap-style:square;mso-width-percent:0;mso-height-percent:0;mso-wrap-distance-left:9pt;mso-wrap-distance-top:0;mso-wrap-distance-right:9pt;mso-wrap-distance-bottom:0;mso-position-horizontal:absolute;mso-position-horizontal-relative:margin;mso-position-vertical:absolute;mso-position-vertical-relative:text;mso-width-percent:0;mso-height-percent:0;mso-width-relative:margin;mso-height-relative:margin;v-text-anchor:top" o:gfxdata="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" fillcolor="white [3201]" strokecolor="white [3212]" strokeweight=".5pt">
+                <v:textbox>
+                  <w:txbxContent>
+                    <w:p>
+                      <w:pPr>
+                        <w:jc w:val="center"/>
+                        <w:rPr>
+                          <w:sz w:val="18"/>
+                          <w:szCs w:val="18"/>
+                        </w:rPr>
+                      </w:pPr>
+                      <w:r>
+                        <w:rPr>
+                          <w:sz w:val="18"/>
+                          <w:szCs w:val="18"/>
+                        </w:rPr>
+                        <w:t>Administrator potvrđuje registraciju</w:t>
+                      </w:r>
+                    </w:p>
+                  </w:txbxContent>
+                </v:textbox>
+                <w10:wrap anchorx="margin"/>
+              </v:shape>
+            </w:pict>
+          </mc:Fallback>
+        </mc:AlternateContent>
+      </w:r>
       <w:r>
         <w:rPr>
           <w:noProof/>
           <w:lang w:eastAsia="bs-Latn-BA"/>
         </w:rPr>
         <w:drawing>
-          <wp:inline distT="0" distB="0" distL="0" distR="0" wp14:anchorId="7917DC7D" wp14:editId="25984DD8">
+          <wp:inline distT="0" distB="0" distL="0" distR="0" wp14:anchorId="7917DC7D" wp14:editId="19A660DA">
             <wp:extent cx="5731510" cy="6581140"/>
             <wp:effectExtent l="0" t="0" r="2540" b="0"/>
             <wp:docPr id="5" name="Picture 5"/>
